--- a/examples/div-figure.docx
+++ b/examples/div-figure.docx
@@ -74,10 +74,36 @@
         <w:t xml:space="preserve">Result</w:t>
       </w:r>
     </w:p>
+    <w:p>
+      <w:pPr>
+        <w:pStyle w:val="FirstParagraph"/>
+      </w:pPr>
+      <w:r>
+        <w:t xml:space="preserve">Each participant practiced for some number of hours and then took a test.</w:t>
+      </w:r>
+      <w:r>
+        <w:t xml:space="preserve"> </w:t>
+      </w:r>
+      <w:r>
+        <w:t xml:space="preserve">The figure in this section plots each test score against the hours of</w:t>
+      </w:r>
+      <w:r>
+        <w:t xml:space="preserve"> </w:t>
+      </w:r>
+      <w:r>
+        <w:t xml:space="preserve">practice, with one color for each of the two groups. This paragraph comes</w:t>
+      </w:r>
+      <w:r>
+        <w:t xml:space="preserve"> </w:t>
+      </w:r>
+      <w:r>
+        <w:t xml:space="preserve">before the figure, so it runs the full width of the text.</w:t>
+      </w:r>
+    </w:p>
     <w:bookmarkStart w:id="12" w:name="fig-groups"/>
     <w:p>
       <w:pPr>
-        <w:pStyle w:val="FirstParagraph"/>
+        <w:pStyle w:val="BodyText"/>
       </w:pPr>
       <w:pPr>
         <w:pStyle w:val="Compact"/>
@@ -206,27 +232,49 @@
         <w:t xml:space="preserve"> </w:t>
       </w:r>
       <w:r>
-        <w:t xml:space="preserve">little narrower than the default of 40%.</w:t>
-      </w:r>
-    </w:p>
-    <w:p>
-      <w:pPr>
-        <w:pStyle w:val="BodyText"/>
-      </w:pPr>
-      <w:r>
-        <w:t xml:space="preserve">The div form puts the caption in its own paragraph, which is easier to</w:t>
-      </w:r>
-      <w:r>
-        <w:t xml:space="preserve"> </w:t>
-      </w:r>
-      <w:r>
-        <w:t xml:space="preserve">read and edit when the caption is long. The figure keeps its number, so</w:t>
-      </w:r>
-      <w:r>
-        <w:t xml:space="preserve"> </w:t>
-      </w:r>
-      <w:r>
-        <w:t xml:space="preserve">the text can point to it.</w:t>
+        <w:t xml:space="preserve">little narrower than the default of 40%. The div form puts the caption in</w:t>
+      </w:r>
+      <w:r>
+        <w:t xml:space="preserve"> </w:t>
+      </w:r>
+      <w:r>
+        <w:t xml:space="preserve">its own paragraph, which is easier to read and edit when the caption is</w:t>
+      </w:r>
+      <w:r>
+        <w:t xml:space="preserve"> </w:t>
+      </w:r>
+      <w:r>
+        <w:t xml:space="preserve">long. The caption sits under the image, inside the figure’s width. The</w:t>
+      </w:r>
+      <w:r>
+        <w:t xml:space="preserve"> </w:t>
+      </w:r>
+      <w:r>
+        <w:t xml:space="preserve">figure keeps its number, so the text can point to it. The lines</w:t>
+      </w:r>
+      <w:r>
+        <w:t xml:space="preserve"> </w:t>
+      </w:r>
+      <w:r>
+        <w:t xml:space="preserve">of this paragraph start beside the figure. Its last lines start at the</w:t>
+      </w:r>
+      <w:r>
+        <w:t xml:space="preserve"> </w:t>
+      </w:r>
+      <w:r>
+        <w:t xml:space="preserve">left edge of the text again and run under the figure. The text reads as one block around the figure,</w:t>
+      </w:r>
+      <w:r>
+        <w:t xml:space="preserve"> </w:t>
+      </w:r>
+      <w:r>
+        <w:t xml:space="preserve">not as two columns side by side. Wrapping goes on in this way until the</w:t>
+      </w:r>
+      <w:r>
+        <w:t xml:space="preserve"> </w:t>
+      </w:r>
+      <w:r>
+        <w:t xml:space="preserve">next block that is not a paragraph, such as the heading below.</w:t>
       </w:r>
       <w:r>
         <w:br w:type="textWrapping" w:clear="all"/>
